--- a/08_CLASSROOM_CONSEGNE/CONSEGNA_06_L4_PHISHING/DA_CARICARE_BES/CHECKLIST/L4_B_scheda_phishing_CHECKLIST.docx
+++ b/08_CLASSROOM_CONSEGNE/CONSEGNA_06_L4_PHISHING/DA_CARICARE_BES/CHECKLIST/L4_B_scheda_phishing_CHECKLIST.docx
@@ -436,7 +436,17 @@
       </w:pPr>
       <w:r>
         <w:rPr/>
-        <w:t xml:space="preserve">☐  Apro </w:t>
+        <w:t xml:space="preserve">☐  Apro la </w:t>
+      </w:r>
+      <w:r>
+        <w:rPr>
+          <w:b/>
+        </w:rPr>
+        <w:t>casella di posta</w:t>
+      </w:r>
+      <w:r>
+        <w:rPr/>
+        <w:t xml:space="preserve"> dal link nella consegna (oppure scarico </w:t>
       </w:r>
       <w:r>
         <w:rPr>
@@ -446,7 +456,7 @@
       </w:r>
       <w:r>
         <w:rPr/>
-        <w:t>.</w:t>
+        <w:t xml:space="preserve"> e lo apro con doppio clic).</w:t>
       </w:r>
     </w:p>
     <w:p>

--- a/08_CLASSROOM_CONSEGNE/CONSEGNA_06_L4_PHISHING/DA_CARICARE_BES/CHECKLIST/L4_B_scheda_phishing_CHECKLIST.docx
+++ b/08_CLASSROOM_CONSEGNE/CONSEGNA_06_L4_PHISHING/DA_CARICARE_BES/CHECKLIST/L4_B_scheda_phishing_CHECKLIST.docx
@@ -457,6 +457,36 @@
       <w:r>
         <w:rPr/>
         <w:t xml:space="preserve"> e lo apro con doppio clic).</w:t>
+      </w:r>
+    </w:p>
+    <w:p>
+      <w:pPr>
+        <w:spacing w:after="60"/>
+        <w:ind w:left="227"/>
+      </w:pPr>
+      <w:r>
+        <w:rPr/>
+        <w:t xml:space="preserve">☐  Scrivo il mio </w:t>
+      </w:r>
+      <w:r>
+        <w:rPr>
+          <w:b/>
+        </w:rPr>
+        <w:t>nome</w:t>
+      </w:r>
+      <w:r>
+        <w:rPr/>
+        <w:t xml:space="preserve"> in alto (se c'è un altro nome: </w:t>
+      </w:r>
+      <w:r>
+        <w:rPr>
+          <w:b/>
+        </w:rPr>
+        <w:t>Nuovo studente</w:t>
+      </w:r>
+      <w:r>
+        <w:rPr/>
+        <w:t>).</w:t>
       </w:r>
     </w:p>
     <w:p>
@@ -2110,6 +2140,135 @@
         <w:spacing w:after="40"/>
       </w:pPr>
     </w:p>
+    <w:p>
+      <w:pPr>
+        <w:spacing w:after="60"/>
+        <w:ind w:left="227"/>
+      </w:pPr>
+      <w:r>
+        <w:rPr/>
+        <w:t xml:space="preserve">☐  Per ogni messaggio scelgo in fondo: </w:t>
+      </w:r>
+      <w:r>
+        <w:rPr>
+          <w:b/>
+        </w:rPr>
+        <w:t>✅ È affidabile</w:t>
+      </w:r>
+      <w:r>
+        <w:rPr/>
+        <w:t xml:space="preserve"> oppure </w:t>
+      </w:r>
+      <w:r>
+        <w:rPr>
+          <w:b/>
+        </w:rPr>
+        <w:t>🎣 È phishing</w:t>
+      </w:r>
+      <w:r>
+        <w:rPr/>
+        <w:t>.</w:t>
+      </w:r>
+    </w:p>
+    <w:p>
+      <w:pPr>
+        <w:spacing w:after="60"/>
+        <w:ind w:left="227"/>
+      </w:pPr>
+      <w:r>
+        <w:rPr/>
+        <w:t xml:space="preserve">☐  Premo </w:t>
+      </w:r>
+      <w:r>
+        <w:rPr>
+          <w:b/>
+        </w:rPr>
+        <w:t>★ Riepilogo e codice</w:t>
+      </w:r>
+      <w:r>
+        <w:rPr/>
+        <w:t xml:space="preserve"> → clic nel codice → </w:t>
+      </w:r>
+      <w:r>
+        <w:rPr>
+          <w:b/>
+        </w:rPr>
+        <w:t>Ctrl + A</w:t>
+      </w:r>
+      <w:r>
+        <w:rPr/>
+        <w:t xml:space="preserve"> → </w:t>
+      </w:r>
+      <w:r>
+        <w:rPr>
+          <w:b/>
+        </w:rPr>
+        <w:t>Ctrl + C</w:t>
+      </w:r>
+      <w:r>
+        <w:rPr/>
+        <w:t xml:space="preserve"> → incollo qui sotto e nel </w:t>
+      </w:r>
+      <w:r>
+        <w:rPr>
+          <w:b/>
+        </w:rPr>
+        <w:t>Modulo dei codici</w:t>
+      </w:r>
+      <w:r>
+        <w:rPr/>
+        <w:t>.</w:t>
+      </w:r>
+    </w:p>
+    <w:tbl>
+      <w:tblPr>
+        <w:tblW w:w="9865" w:type="dxa"/>
+        <w:tblBorders>
+          <w:top w:val="single" w:sz="6" w:space="0" w:color="B7C3CB"/>
+          <w:left w:val="single" w:sz="6" w:space="0" w:color="B7C3CB"/>
+          <w:bottom w:val="single" w:sz="6" w:space="0" w:color="B7C3CB"/>
+          <w:right w:val="single" w:sz="6" w:space="0" w:color="B7C3CB"/>
+          <w:insideH w:val="single" w:sz="6" w:space="0" w:color="B7C3CB"/>
+          <w:insideV w:val="single" w:sz="6" w:space="0" w:color="B7C3CB"/>
+        </w:tblBorders>
+        <w:tblLayout w:type="fixed"/>
+        <w:tblCellMar>
+          <w:top w:w="60" w:type="dxa"/>
+          <w:left w:w="100" w:type="dxa"/>
+          <w:bottom w:w="60" w:type="dxa"/>
+          <w:right w:w="100" w:type="dxa"/>
+        </w:tblCellMar>
+        <w:tblLook w:firstColumn="1" w:firstRow="1" w:lastColumn="0" w:lastRow="0" w:noHBand="0" w:noVBand="1" w:val="04A0"/>
+      </w:tblPr>
+      <w:tblGrid>
+        <w:gridCol w:w="9865"/>
+      </w:tblGrid>
+      <w:tr>
+        <w:tc>
+          <w:tcPr>
+            <w:tcW w:w="9865" w:type="dxa"/>
+          </w:tcPr>
+          <w:p>
+            <w:r/>
+            <w:r>
+              <w:rPr>
+                <w:i/>
+                <w:color w:val="5F6B73"/>
+                <w:sz w:val="22"/>
+              </w:rPr>
+              <w:t>Codice (inizia con O23-PHI)</w:t>
+            </w:r>
+          </w:p>
+          <w:p/>
+          <w:p/>
+        </w:tc>
+      </w:tr>
+    </w:tbl>
+    <w:p>
+      <w:pPr>
+        <w:spacing w:after="40"/>
+      </w:pPr>
+    </w:p>
     <w:sectPr>
       <w:headerReference w:type="default" r:id="rId9"/>
       <w:footerReference w:type="default" r:id="rId10"/>
